--- a/Waterinfo usecase documentation.docx
+++ b/Waterinfo usecase documentation.docx
@@ -61,6 +61,19 @@
     <w:p>
       <w:pPr>
         <w:pStyle w:val="Heading1"/>
+      </w:pPr>
+      <w:r>
+        <w:t>Introduction</w:t>
+      </w:r>
+    </w:p>
+    <w:p>
+      <w:r>
+        <w:t>The Waterinfo.be use case presents a transformative approach to managing real-time hydrological sensor data by converting traditional CSV and JSON outputs into semantically enriched Linked Data Event Streams (LDES). This initiative enhances data interoperability, accessibility, and reusability, enabling more efficient integration with external datasets and real-time event-driven applications. By leveraging standards like SSN/SOSA, SHACL, and DCAT, the project aims to support scalable, low-latency processing of water-related observations, crucial for applications such as flood forecasting and water quality monitoring.</w:t>
+      </w:r>
+    </w:p>
+    <w:p>
+      <w:pPr>
+        <w:pStyle w:val="Heading1"/>
         <w:rPr>
           <w:rFonts w:cstheme="minorHAnsi"/>
           <w:lang w:val="en-US"/>
@@ -78,71 +91,83 @@
       <w:pPr>
         <w:rPr>
           <w:rFonts w:cstheme="minorHAnsi"/>
-        </w:rPr>
-      </w:pPr>
-      <w:r>
-        <w:rPr>
-          <w:rFonts w:cstheme="minorHAnsi"/>
+          <w:strike/>
+        </w:rPr>
+      </w:pPr>
+      <w:r>
+        <w:rPr>
+          <w:rFonts w:cstheme="minorHAnsi"/>
+          <w:strike/>
         </w:rPr>
         <w:t>Waterinfo.be currently disseminates time</w:t>
       </w:r>
       <w:r>
         <w:rPr>
           <w:rFonts w:ascii="Cambria Math" w:hAnsi="Cambria Math" w:cs="Cambria Math"/>
+          <w:strike/>
         </w:rPr>
         <w:t>‐</w:t>
       </w:r>
       <w:r>
         <w:rPr>
           <w:rFonts w:cstheme="minorHAnsi"/>
+          <w:strike/>
         </w:rPr>
         <w:t>series sensor data (e.g., water levels, flow rates, quality indicators) via traditional formats, such as CSV or JSON. While these formats can be valuable, they often require custom scripts or manual processing to integrate with downstream applications. This proposal outlines the benefits of transforming Waterinfo.be</w:t>
       </w:r>
       <w:r>
         <w:rPr>
           <w:rFonts w:ascii="Arial" w:hAnsi="Arial" w:cs="Arial"/>
+          <w:strike/>
         </w:rPr>
         <w:t>’</w:t>
       </w:r>
       <w:r>
         <w:rPr>
           <w:rFonts w:cstheme="minorHAnsi"/>
+          <w:strike/>
         </w:rPr>
         <w:t>s time</w:t>
       </w:r>
       <w:r>
         <w:rPr>
           <w:rFonts w:ascii="Cambria Math" w:hAnsi="Cambria Math" w:cs="Cambria Math"/>
+          <w:strike/>
         </w:rPr>
         <w:t>‐</w:t>
       </w:r>
       <w:r>
         <w:rPr>
           <w:rFonts w:cstheme="minorHAnsi"/>
+          <w:strike/>
         </w:rPr>
         <w:t>series streams into Linked Data Event Streams (LDES), a semantically enriched, event</w:t>
       </w:r>
       <w:r>
         <w:rPr>
           <w:rFonts w:ascii="Cambria Math" w:hAnsi="Cambria Math" w:cs="Cambria Math"/>
+          <w:strike/>
         </w:rPr>
         <w:t>‐</w:t>
       </w:r>
       <w:r>
         <w:rPr>
           <w:rFonts w:cstheme="minorHAnsi"/>
+          <w:strike/>
         </w:rPr>
         <w:t>driven model that promotes interoperability, reusability, and real</w:t>
       </w:r>
       <w:r>
         <w:rPr>
           <w:rFonts w:ascii="Cambria Math" w:hAnsi="Cambria Math" w:cs="Cambria Math"/>
+          <w:strike/>
         </w:rPr>
         <w:t>‐</w:t>
       </w:r>
       <w:r>
         <w:rPr>
           <w:rFonts w:cstheme="minorHAnsi"/>
+          <w:strike/>
         </w:rPr>
         <w:t>time responsiveness.</w:t>
       </w:r>
@@ -156,7 +181,6 @@
       <w:r>
         <w:rPr>
           <w:rFonts w:cstheme="minorHAnsi"/>
-          <w:noProof/>
         </w:rPr>
         <w:drawing>
           <wp:inline distT="0" distB="0" distL="0" distR="0" wp14:anchorId="11EDB981" wp14:editId="2C20D708">
@@ -216,7 +240,6 @@
           <w:lang w:val="en-US"/>
         </w:rPr>
       </w:pPr>
-      <w:commentRangeStart w:id="0"/>
       <w:r>
         <w:rPr>
           <w:rFonts w:cstheme="minorHAnsi"/>
@@ -282,7 +305,7 @@
           <w:szCs w:val="24"/>
           <w14:ligatures w14:val="none"/>
         </w:rPr>
-        <w:t>understandable terms. This ensures that any application or agent familiar with these vocabularies can interpret your data without bespoke adapters.</w:t>
+        <w:t>understandable terms. This ensures that any application or agent familiar with these vocabularies can interpret data without bespoke adapters.</w:t>
       </w:r>
     </w:p>
     <w:p>
@@ -312,6 +335,7 @@
           <w:szCs w:val="24"/>
           <w14:ligatures w14:val="none"/>
         </w:rPr>
+        <w:lastRenderedPageBreak/>
         <w:t>Rich Metadata</w:t>
       </w:r>
       <w:r>
@@ -322,7 +346,7 @@
           <w:szCs w:val="24"/>
           <w14:ligatures w14:val="none"/>
         </w:rPr>
-        <w:t>: Linked Data Event Streams allow you to encode provenance (e.g., which station, what instrument, calibration dates), temporal context, and spatial context alongside each reading. Because RDF triples make metadata first</w:t>
+        <w:t>: Linked Data Event Streams allow to encode provenance (e.g., which station, what instrument, calibration dates), temporal context, and spatial context alongside each reading. Because RDF triples make metadata first</w:t>
       </w:r>
       <w:r>
         <w:rPr>
@@ -422,7 +446,7 @@
           <w:szCs w:val="24"/>
           <w14:ligatures w14:val="none"/>
         </w:rPr>
-        <w:t xml:space="preserve">: Once your sensor readings are published as RDF, they can be linked to other Linked Open Data sources. </w:t>
+        <w:t xml:space="preserve">: Once sensor readings are published as RDF, they can be linked to other Linked Open Data sources. </w:t>
       </w:r>
     </w:p>
     <w:p>
@@ -438,7 +462,6 @@
           <w:rFonts w:cstheme="minorHAnsi"/>
           <w:lang w:val="en-US"/>
         </w:rPr>
-        <w:lastRenderedPageBreak/>
         <w:t>Real</w:t>
       </w:r>
       <w:r>
@@ -715,11 +738,13 @@
         <w:pStyle w:val="Heading2"/>
         <w:rPr>
           <w:rFonts w:cstheme="minorHAnsi"/>
-        </w:rPr>
-      </w:pPr>
-      <w:r>
-        <w:rPr>
-          <w:rFonts w:cstheme="minorHAnsi"/>
+          <w:lang w:val="en-US"/>
+        </w:rPr>
+      </w:pPr>
+      <w:r>
+        <w:rPr>
+          <w:rFonts w:cstheme="minorHAnsi"/>
+          <w:lang w:val="en-US"/>
         </w:rPr>
         <w:t>Enhanced Discoverability and Reusability</w:t>
       </w:r>
@@ -763,7 +788,7 @@
         <w:rPr>
           <w:rFonts w:cstheme="minorHAnsi"/>
         </w:rPr>
-        <w:t>: Hosting your LDES behind a SPARQL endpoint means any external researcher can query both historical and real</w:t>
+        <w:t>: Hosting LDES behind a SPARQL endpoint means any external researcher can query both historical and real</w:t>
       </w:r>
       <w:r>
         <w:rPr>
@@ -801,14 +826,7 @@
         <w:rPr>
           <w:rFonts w:cstheme="minorHAnsi"/>
         </w:rPr>
-        <w:t xml:space="preserve">: Exposing your Event Stream via DCAT (Data Catalog Vocabulary) allows data portals (e.g., national open data catalogs) to automatically harvest and list your sensor feeds. </w:t>
-      </w:r>
-      <w:commentRangeEnd w:id="0"/>
-      <w:r>
-        <w:rPr>
-          <w:rStyle w:val="CommentReference"/>
-        </w:rPr>
-        <w:commentReference w:id="0"/>
+        <w:t xml:space="preserve">: Exposing Event Stream via DCAT (Data Catalog Vocabulary) allows data portals (e.g., national open data catalogs) to automatically harvest and list your sensor feeds. </w:t>
       </w:r>
     </w:p>
     <w:p>
@@ -982,6 +1000,7 @@
           <w:rFonts w:cstheme="minorHAnsi"/>
           <w:lang w:val="en-US"/>
         </w:rPr>
+        <w:lastRenderedPageBreak/>
         <w:t>Access to Data</w:t>
       </w:r>
     </w:p>
@@ -1037,7 +1056,7 @@
             <wp:extent cx="1615440" cy="845667"/>
             <wp:effectExtent l="0" t="0" r="0" b="0"/>
             <wp:docPr id="2050" name="Picture 2" descr="logo1">
-              <a:hlinkClick xmlns:a="http://schemas.openxmlformats.org/drawingml/2006/main" r:id="rId13"/>
+              <a:hlinkClick xmlns:a="http://schemas.openxmlformats.org/drawingml/2006/main" r:id="rId9"/>
               <a:extLst xmlns:a="http://schemas.openxmlformats.org/drawingml/2006/main">
                 <a:ext uri="{FF2B5EF4-FFF2-40B4-BE49-F238E27FC236}">
                   <a16:creationId xmlns:a16="http://schemas.microsoft.com/office/drawing/2014/main" id="{E5CA6B81-4CBB-839D-9F9B-CDF60DF732C4}"/>
@@ -1052,7 +1071,7 @@
                 <pic:pic xmlns:pic="http://schemas.openxmlformats.org/drawingml/2006/picture">
                   <pic:nvPicPr>
                     <pic:cNvPr id="2050" name="Picture 2" descr="logo1">
-                      <a:hlinkClick r:id="rId13"/>
+                      <a:hlinkClick r:id="rId9"/>
                       <a:extLst>
                         <a:ext uri="{FF2B5EF4-FFF2-40B4-BE49-F238E27FC236}">
                           <a16:creationId xmlns:a16="http://schemas.microsoft.com/office/drawing/2014/main" id="{E5CA6B81-4CBB-839D-9F9B-CDF60DF732C4}"/>
@@ -1064,7 +1083,7 @@
                     </pic:cNvPicPr>
                   </pic:nvPicPr>
                   <pic:blipFill>
-                    <a:blip r:embed="rId14">
+                    <a:blip r:embed="rId10">
                       <a:extLst>
                         <a:ext uri="{28A0092B-C50C-407E-A947-70E740481C1C}">
                           <a14:useLocalDpi xmlns:a14="http://schemas.microsoft.com/office/drawing/2010/main" val="0"/>
@@ -1101,7 +1120,7 @@
             <wp:extent cx="1501140" cy="785832"/>
             <wp:effectExtent l="0" t="0" r="0" b="0"/>
             <wp:docPr id="2051" name="Picture 3" descr="logo2">
-              <a:hlinkClick xmlns:a="http://schemas.openxmlformats.org/drawingml/2006/main" r:id="rId15"/>
+              <a:hlinkClick xmlns:a="http://schemas.openxmlformats.org/drawingml/2006/main" r:id="rId11"/>
               <a:extLst xmlns:a="http://schemas.openxmlformats.org/drawingml/2006/main">
                 <a:ext uri="{FF2B5EF4-FFF2-40B4-BE49-F238E27FC236}">
                   <a16:creationId xmlns:a16="http://schemas.microsoft.com/office/drawing/2014/main" id="{C08197E8-A3D3-A76E-B83B-D241F2347029}"/>
@@ -1116,7 +1135,7 @@
                 <pic:pic xmlns:pic="http://schemas.openxmlformats.org/drawingml/2006/picture">
                   <pic:nvPicPr>
                     <pic:cNvPr id="2051" name="Picture 3" descr="logo2">
-                      <a:hlinkClick r:id="rId15"/>
+                      <a:hlinkClick r:id="rId11"/>
                       <a:extLst>
                         <a:ext uri="{FF2B5EF4-FFF2-40B4-BE49-F238E27FC236}">
                           <a16:creationId xmlns:a16="http://schemas.microsoft.com/office/drawing/2014/main" id="{C08197E8-A3D3-A76E-B83B-D241F2347029}"/>
@@ -1128,7 +1147,7 @@
                     </pic:cNvPicPr>
                   </pic:nvPicPr>
                   <pic:blipFill>
-                    <a:blip r:embed="rId16">
+                    <a:blip r:embed="rId12">
                       <a:extLst>
                         <a:ext uri="{28A0092B-C50C-407E-A947-70E740481C1C}">
                           <a14:useLocalDpi xmlns:a14="http://schemas.microsoft.com/office/drawing/2010/main" val="0"/>
@@ -1170,7 +1189,6 @@
           <w:rFonts w:cstheme="minorHAnsi"/>
           <w:lang w:val="en-US"/>
         </w:rPr>
-        <w:lastRenderedPageBreak/>
         <w:t>How does the data look?</w:t>
       </w:r>
     </w:p>
@@ -1414,7 +1432,6 @@
       <w:r>
         <w:rPr>
           <w:rFonts w:cstheme="minorHAnsi"/>
-          <w:noProof/>
         </w:rPr>
         <w:drawing>
           <wp:inline distT="0" distB="0" distL="0" distR="0" wp14:anchorId="725F55F7" wp14:editId="40E1A549">
@@ -1434,7 +1451,7 @@
                     </pic:cNvPicPr>
                   </pic:nvPicPr>
                   <pic:blipFill>
-                    <a:blip r:embed="rId17" cstate="print">
+                    <a:blip r:embed="rId13" cstate="print">
                       <a:extLst>
                         <a:ext uri="{28A0092B-C50C-407E-A947-70E740481C1C}">
                           <a14:useLocalDpi xmlns:a14="http://schemas.microsoft.com/office/drawing/2010/main" val="0"/>
@@ -1469,6 +1486,10 @@
     <w:p>
       <w:pPr>
         <w:pStyle w:val="Heading2"/>
+        <w:numPr>
+          <w:ilvl w:val="0"/>
+          <w:numId w:val="20"/>
+        </w:numPr>
         <w:rPr>
           <w:rFonts w:cstheme="minorHAnsi"/>
           <w:lang w:val="en-US"/>
@@ -1519,7 +1540,14 @@
         <w:rPr>
           <w:rFonts w:cstheme="minorHAnsi"/>
         </w:rPr>
-        <w:t>Fetching data from VMM or HIC will return a group list of stations, each with its own unique ID. Using those IDs, we can fetch information about the stations themselves along with information on the sensors. Each sensor has a unique Id and can be used to fetch historical data. Data is available up to 5 years</w:t>
+        <w:t xml:space="preserve">Fetching data from VMM or HIC will return a group list of stations, each with its own unique ID. Using those IDs, we can fetch information about the stations themselves along with </w:t>
+      </w:r>
+      <w:r>
+        <w:rPr>
+          <w:rFonts w:cstheme="minorHAnsi"/>
+        </w:rPr>
+        <w:lastRenderedPageBreak/>
+        <w:t>information on the sensors. Each sensor has a unique Id and can be used to fetch historical data. Data is available up to 5 years</w:t>
       </w:r>
       <w:r>
         <w:rPr>
@@ -1540,7 +1568,7 @@
         </w:rPr>
         <w:t xml:space="preserve">The data scrapper has been built as a standalone module that can be used separately. Please refer for Waterinfo.be for usage limits and API keys. The module can be found separately through this link: </w:t>
       </w:r>
-      <w:hyperlink r:id="rId18" w:history="1">
+      <w:hyperlink r:id="rId14" w:history="1">
         <w:r>
           <w:rPr>
             <w:rStyle w:val="Hyperlink"/>
@@ -1645,7 +1673,6 @@
           <w:rFonts w:cstheme="minorHAnsi"/>
           <w:lang w:val="en-US"/>
         </w:rPr>
-        <w:lastRenderedPageBreak/>
         <w:t>Station information attributes</w:t>
       </w:r>
     </w:p>
@@ -2497,6 +2524,7 @@
         <w:rPr>
           <w:rFonts w:cstheme="minorHAnsi"/>
         </w:rPr>
+        <w:lastRenderedPageBreak/>
         <w:t>RV Quality Code</w:t>
       </w:r>
       <w:r>
@@ -2755,152 +2783,160 @@
         <w:rPr>
           <w:rFonts w:cstheme="minorHAnsi"/>
         </w:rPr>
+        <w:t>Data Comment</w:t>
+      </w:r>
+      <w:r>
+        <w:rPr>
+          <w:rFonts w:cstheme="minorHAnsi"/>
+        </w:rPr>
+        <w:tab/>
+      </w:r>
+    </w:p>
+    <w:p>
+      <w:pPr>
+        <w:pStyle w:val="ListParagraph"/>
+        <w:numPr>
+          <w:ilvl w:val="0"/>
+          <w:numId w:val="10"/>
+        </w:numPr>
+        <w:rPr>
+          <w:rFonts w:cstheme="minorHAnsi"/>
+        </w:rPr>
+      </w:pPr>
+      <w:r>
+        <w:rPr>
+          <w:rFonts w:cstheme="minorHAnsi"/>
+        </w:rPr>
+        <w:t>Release State</w:t>
+      </w:r>
+    </w:p>
+    <w:p>
+      <w:pPr>
+        <w:pStyle w:val="ListParagraph"/>
+        <w:numPr>
+          <w:ilvl w:val="0"/>
+          <w:numId w:val="10"/>
+        </w:numPr>
+        <w:rPr>
+          <w:rFonts w:cstheme="minorHAnsi"/>
+        </w:rPr>
+      </w:pPr>
+      <w:r>
+        <w:rPr>
+          <w:rFonts w:cstheme="minorHAnsi"/>
+        </w:rPr>
+        <w:t>ts_id</w:t>
+      </w:r>
+    </w:p>
+    <w:p>
+      <w:pPr>
+        <w:pStyle w:val="Heading2"/>
+        <w:numPr>
+          <w:ilvl w:val="0"/>
+          <w:numId w:val="20"/>
+        </w:numPr>
+        <w:rPr>
+          <w:rFonts w:cstheme="minorHAnsi"/>
+          <w:lang w:val="en-US"/>
+        </w:rPr>
+      </w:pPr>
+      <w:r>
+        <w:rPr>
+          <w:rFonts w:cstheme="minorHAnsi"/>
+          <w:lang w:val="en-US"/>
+        </w:rPr>
+        <w:t>Data pre-processing</w:t>
+      </w:r>
+    </w:p>
+    <w:p>
+      <w:pPr>
+        <w:rPr>
+          <w:rFonts w:cstheme="minorHAnsi"/>
+        </w:rPr>
+      </w:pPr>
+      <w:r>
+        <w:rPr>
+          <w:rFonts w:cstheme="minorHAnsi"/>
+        </w:rPr>
+        <w:t xml:space="preserve">The data pre-processing module is designed </w:t>
+      </w:r>
+      <w:r>
+        <w:rPr>
+          <w:rFonts w:cstheme="minorHAnsi"/>
+        </w:rPr>
+        <w:t>to adjust</w:t>
+      </w:r>
+      <w:r>
+        <w:rPr>
+          <w:rFonts w:cstheme="minorHAnsi"/>
+        </w:rPr>
+        <w:t xml:space="preserve"> attributes fetched from Waterinfo.be to be URI compliant. Names that include spaces or unsupported characters are modified. Also, unit measurements are changed to be UCUM “Unified Code for Units of Measure” compliant.</w:t>
+      </w:r>
+    </w:p>
+    <w:p>
+      <w:pPr>
+        <w:pStyle w:val="Heading2"/>
+        <w:numPr>
+          <w:ilvl w:val="0"/>
+          <w:numId w:val="20"/>
+        </w:numPr>
+        <w:rPr>
+          <w:rFonts w:cstheme="minorHAnsi"/>
+          <w:lang w:val="en-US"/>
+        </w:rPr>
+      </w:pPr>
+      <w:r>
+        <w:rPr>
+          <w:rFonts w:cstheme="minorHAnsi"/>
+          <w:lang w:val="en-US"/>
+        </w:rPr>
+        <w:t>Mapping rules</w:t>
+      </w:r>
+    </w:p>
+    <w:p>
+      <w:pPr>
+        <w:rPr>
+          <w:rFonts w:cstheme="minorHAnsi"/>
+        </w:rPr>
+      </w:pPr>
+      <w:r>
+        <w:rPr>
+          <w:rFonts w:cstheme="minorHAnsi"/>
+        </w:rPr>
+        <w:t>Mapping rules are implemented to transform data from discrete CSV readings into a relational form. Data was mapped using SSN SOSA along with other standards in order to gain a more semantic understanding of the data. Also, to have a better linkage between data entities</w:t>
+      </w:r>
+      <w:r>
+        <w:rPr>
+          <w:rFonts w:cstheme="minorHAnsi"/>
+        </w:rPr>
+        <w:t>.</w:t>
+      </w:r>
+      <w:r>
+        <w:rPr>
+          <w:rFonts w:cstheme="minorHAnsi"/>
+        </w:rPr>
+        <w:t xml:space="preserve"> </w:t>
+      </w:r>
+      <w:r>
+        <w:rPr>
+          <w:rFonts w:cstheme="minorHAnsi"/>
+        </w:rPr>
+        <w:t>Mapping was achieved by using RML Mapper and RML Streamer modules to transform CSV to RDF.</w:t>
+      </w:r>
+    </w:p>
+    <w:p>
+      <w:pPr>
+        <w:rPr>
+          <w:rFonts w:cstheme="minorHAnsi"/>
+        </w:rPr>
+      </w:pPr>
+      <w:r>
+        <w:rPr>
+          <w:rFonts w:cstheme="minorHAnsi"/>
+        </w:rPr>
         <w:lastRenderedPageBreak/>
-        <w:t>Data Comment</w:t>
-      </w:r>
-      <w:r>
-        <w:rPr>
-          <w:rFonts w:cstheme="minorHAnsi"/>
-        </w:rPr>
-        <w:tab/>
-      </w:r>
-    </w:p>
-    <w:p>
-      <w:pPr>
-        <w:pStyle w:val="ListParagraph"/>
-        <w:numPr>
-          <w:ilvl w:val="0"/>
-          <w:numId w:val="10"/>
-        </w:numPr>
-        <w:rPr>
-          <w:rFonts w:cstheme="minorHAnsi"/>
-        </w:rPr>
-      </w:pPr>
-      <w:r>
-        <w:rPr>
-          <w:rFonts w:cstheme="minorHAnsi"/>
-        </w:rPr>
-        <w:t>Release State</w:t>
-      </w:r>
-    </w:p>
-    <w:p>
-      <w:pPr>
-        <w:pStyle w:val="ListParagraph"/>
-        <w:numPr>
-          <w:ilvl w:val="0"/>
-          <w:numId w:val="10"/>
-        </w:numPr>
-        <w:rPr>
-          <w:rFonts w:cstheme="minorHAnsi"/>
-        </w:rPr>
-      </w:pPr>
-      <w:r>
-        <w:rPr>
-          <w:rFonts w:cstheme="minorHAnsi"/>
-        </w:rPr>
-        <w:t>ts_id</w:t>
-      </w:r>
-    </w:p>
-    <w:p>
-      <w:pPr>
-        <w:pStyle w:val="Heading2"/>
-        <w:rPr>
-          <w:rFonts w:cstheme="minorHAnsi"/>
-          <w:lang w:val="en-US"/>
-        </w:rPr>
-      </w:pPr>
-      <w:r>
-        <w:rPr>
-          <w:rFonts w:cstheme="minorHAnsi"/>
-          <w:lang w:val="en-US"/>
-        </w:rPr>
-        <w:t>Data pre-processing</w:t>
-      </w:r>
-    </w:p>
-    <w:p>
-      <w:pPr>
-        <w:rPr>
-          <w:rFonts w:cstheme="minorHAnsi"/>
-        </w:rPr>
-      </w:pPr>
-      <w:r>
-        <w:rPr>
-          <w:rFonts w:cstheme="minorHAnsi"/>
-        </w:rPr>
-        <w:t xml:space="preserve">The data pre-processing module is designed </w:t>
-      </w:r>
-      <w:r>
-        <w:rPr>
-          <w:rFonts w:cstheme="minorHAnsi"/>
-        </w:rPr>
-        <w:t>to adjust</w:t>
-      </w:r>
-      <w:r>
-        <w:rPr>
-          <w:rFonts w:cstheme="minorHAnsi"/>
-        </w:rPr>
-        <w:t xml:space="preserve"> attributes fetched from Waterinfo.be to be URI compliant. Names that include spaces or unsupported characters are modified. Also, unit measurements are changed to be UCUM “Unified Code for Units of Measure” compliant.</w:t>
-      </w:r>
-    </w:p>
-    <w:p>
-      <w:pPr>
-        <w:pStyle w:val="Heading2"/>
-        <w:rPr>
-          <w:rFonts w:cstheme="minorHAnsi"/>
-          <w:lang w:val="en-US"/>
-        </w:rPr>
-      </w:pPr>
-      <w:r>
-        <w:rPr>
-          <w:rFonts w:cstheme="minorHAnsi"/>
-          <w:lang w:val="en-US"/>
-        </w:rPr>
-        <w:t>Mapping rules</w:t>
-      </w:r>
-    </w:p>
-    <w:p>
-      <w:pPr>
-        <w:rPr>
-          <w:rFonts w:cstheme="minorHAnsi"/>
-        </w:rPr>
-      </w:pPr>
-      <w:r>
-        <w:rPr>
-          <w:rFonts w:cstheme="minorHAnsi"/>
-        </w:rPr>
-        <w:t>Mapping rules are implemented to transform data from discrete CSV readings into a relational form. Data was mapped using SSN SOSA along with other standards in order to gain a more semantic understanding of the data. Also, to have a better linkage between data entities</w:t>
-      </w:r>
-      <w:r>
-        <w:rPr>
-          <w:rFonts w:cstheme="minorHAnsi"/>
-        </w:rPr>
-        <w:t>.</w:t>
-      </w:r>
-      <w:r>
-        <w:rPr>
-          <w:rFonts w:cstheme="minorHAnsi"/>
-        </w:rPr>
-        <w:t xml:space="preserve"> </w:t>
-      </w:r>
-      <w:r>
-        <w:rPr>
-          <w:rFonts w:cstheme="minorHAnsi"/>
-        </w:rPr>
-        <w:t>Mapping was achieved by using RML Mapper and RML Streamer modules to transform CSV to RDF.</w:t>
-      </w:r>
-    </w:p>
-    <w:p>
-      <w:pPr>
-        <w:rPr>
-          <w:rFonts w:cstheme="minorHAnsi"/>
-        </w:rPr>
-      </w:pPr>
-      <w:r>
-        <w:rPr>
-          <w:rFonts w:cstheme="minorHAnsi"/>
-        </w:rPr>
         <w:drawing>
-          <wp:inline distT="0" distB="0" distL="0" distR="0" wp14:anchorId="488082D9" wp14:editId="49210B8B">
+          <wp:inline distT="0" distB="0" distL="0" distR="0" wp14:anchorId="488082D9" wp14:editId="2394AE9F">
             <wp:extent cx="5631180" cy="4943249"/>
             <wp:effectExtent l="0" t="0" r="0" b="0"/>
             <wp:docPr id="375064168" name="Picture 1" descr="A black screen with white text&#10;&#10;AI-generated content may be incorrect."/>
@@ -2917,7 +2953,7 @@
                     </pic:cNvPicPr>
                   </pic:nvPicPr>
                   <pic:blipFill>
-                    <a:blip r:embed="rId19" cstate="print">
+                    <a:blip r:embed="rId15" cstate="print">
                       <a:extLst>
                         <a:ext uri="{28A0092B-C50C-407E-A947-70E740481C1C}">
                           <a14:useLocalDpi xmlns:a14="http://schemas.microsoft.com/office/drawing/2010/main" val="0"/>
@@ -2952,6 +2988,10 @@
     <w:p>
       <w:pPr>
         <w:pStyle w:val="Heading2"/>
+        <w:numPr>
+          <w:ilvl w:val="0"/>
+          <w:numId w:val="20"/>
+        </w:numPr>
         <w:rPr>
           <w:rFonts w:cstheme="minorHAnsi"/>
           <w:lang w:val="en-US"/>
@@ -3007,7 +3047,7 @@
                     </pic:cNvPicPr>
                   </pic:nvPicPr>
                   <pic:blipFill>
-                    <a:blip r:embed="rId20" cstate="print">
+                    <a:blip r:embed="rId16" cstate="print">
                       <a:extLst>
                         <a:ext uri="{28A0092B-C50C-407E-A947-70E740481C1C}">
                           <a14:useLocalDpi xmlns:a14="http://schemas.microsoft.com/office/drawing/2010/main" val="0"/>
@@ -3112,7 +3152,7 @@
         </w:rPr>
         <w:t xml:space="preserve"> data. The module has been published separately and can be found on: </w:t>
       </w:r>
-      <w:hyperlink r:id="rId21" w:history="1">
+      <w:hyperlink r:id="rId17" w:history="1">
         <w:r>
           <w:rPr>
             <w:rStyle w:val="Hyperlink"/>
@@ -3125,6 +3165,10 @@
     <w:p>
       <w:pPr>
         <w:pStyle w:val="Heading2"/>
+        <w:numPr>
+          <w:ilvl w:val="0"/>
+          <w:numId w:val="20"/>
+        </w:numPr>
         <w:rPr>
           <w:rFonts w:cstheme="minorHAnsi"/>
           <w:lang w:val="en-US"/>
@@ -3184,21 +3228,22 @@
     <w:p>
       <w:pPr>
         <w:pStyle w:val="Heading2"/>
-        <w:rPr>
-          <w:rFonts w:cstheme="minorHAnsi"/>
+        <w:numPr>
+          <w:ilvl w:val="0"/>
+          <w:numId w:val="20"/>
+        </w:numPr>
+        <w:rPr>
           <w:lang w:val="en-US"/>
         </w:rPr>
       </w:pPr>
       <w:r>
         <w:rPr>
-          <w:rFonts w:cstheme="minorHAnsi"/>
           <w:lang w:val="en-US"/>
         </w:rPr>
         <w:t>LDES conversion</w:t>
       </w:r>
       <w:r>
         <w:rPr>
-          <w:rFonts w:cstheme="minorHAnsi"/>
           <w:lang w:val="en-US"/>
         </w:rPr>
         <w:t xml:space="preserve"> (In development)</w:t>
@@ -3286,7 +3331,7 @@
                     <pic:cNvPicPr/>
                   </pic:nvPicPr>
                   <pic:blipFill>
-                    <a:blip r:embed="rId22"/>
+                    <a:blip r:embed="rId18"/>
                     <a:stretch>
                       <a:fillRect/>
                     </a:stretch>
@@ -3349,7 +3394,7 @@
                     <pic:cNvPicPr/>
                   </pic:nvPicPr>
                   <pic:blipFill>
-                    <a:blip r:embed="rId23"/>
+                    <a:blip r:embed="rId19"/>
                     <a:stretch>
                       <a:fillRect/>
                     </a:stretch>
@@ -3384,6 +3429,37 @@
         <w:t>LDES data</w:t>
       </w:r>
     </w:p>
+    <w:p>
+      <w:pPr>
+        <w:pStyle w:val="Heading2"/>
+      </w:pPr>
+      <w:r>
+        <w:t>SPARQL-query (In development)</w:t>
+      </w:r>
+    </w:p>
+    <w:p>
+      <w:r>
+        <w:t>The</w:t>
+      </w:r>
+      <w:r>
+        <w:t xml:space="preserve"> SPARQL query </w:t>
+      </w:r>
+      <w:r>
+        <w:t>executor</w:t>
+      </w:r>
+      <w:r>
+        <w:t xml:space="preserve"> is designed </w:t>
+      </w:r>
+      <w:r>
+        <w:t xml:space="preserve">as a standalone module that </w:t>
+      </w:r>
+      <w:r>
+        <w:t xml:space="preserve">executes queries. The executor </w:t>
+      </w:r>
+      <w:r>
+        <w:t>takes a file with a query text along with a directory of the data model. The executor checks the query for errors. Once passed, a text file is generated with the result of the query.</w:t>
+      </w:r>
+    </w:p>
     <w:sectPr>
       <w:pgSz w:w="11906" w:h="16838"/>
       <w:pgMar w:top="1440" w:right="1440" w:bottom="1440" w:left="1440" w:header="708" w:footer="708" w:gutter="0"/>
@@ -3392,46 +3468,6 @@
     </w:sectPr>
   </w:body>
 </w:document>
-</file>
-
-<file path=word/comments.xml><?xml version="1.0" encoding="utf-8"?>
-<w:comments xmlns:wpc="http://schemas.microsoft.com/office/word/2010/wordprocessingCanvas" xmlns:cx="http://schemas.microsoft.com/office/drawing/2014/chartex" xmlns:cx1="http://schemas.microsoft.com/office/drawing/2015/9/8/chartex" xmlns:cx2="http://schemas.microsoft.com/office/drawing/2015/10/21/chartex" xmlns:cx3="http://schemas.microsoft.com/office/drawing/2016/5/9/chartex" xmlns:cx4="http://schemas.microsoft.com/office/drawing/2016/5/10/chartex" xmlns:cx5="http://schemas.microsoft.com/office/drawing/2016/5/11/chartex" xmlns:cx6="http://schemas.microsoft.com/office/drawing/2016/5/12/chartex" xmlns:cx7="http://schemas.microsoft.com/office/drawing/2016/5/13/chartex" xmlns:cx8="http://schemas.microsoft.com/office/drawing/2016/5/14/chartex" xmlns:mc="http://schemas.openxmlformats.org/markup-compatibility/2006" xmlns:aink="http://schemas.microsoft.com/office/drawing/2016/ink" xmlns:am3d="http://schemas.microsoft.com/office/drawing/2017/model3d" xmlns:o="urn:schemas-microsoft-com:office:office" xmlns:oel="http://schemas.microsoft.com/office/2019/extlst" xmlns:r="http://schemas.openxmlformats.org/officeDocument/2006/relationships" xmlns:m="http://schemas.openxmlformats.org/officeDocument/2006/math" xmlns:v="urn:schemas-microsoft-com:vml" xmlns:wp14="http://schemas.microsoft.com/office/word/2010/wordprocessingDrawing" xmlns:wp="http://schemas.openxmlformats.org/drawingml/2006/wordprocessingDrawing" xmlns:w10="urn:schemas-microsoft-com:office:word" xmlns:w="http://schemas.openxmlformats.org/wordprocessingml/2006/main" xmlns:w14="http://schemas.microsoft.com/office/word/2010/wordml" xmlns:w15="http://schemas.microsoft.com/office/word/2012/wordml" xmlns:w16cex="http://schemas.microsoft.com/office/word/2018/wordml/cex" xmlns:w16cid="http://schemas.microsoft.com/office/word/2016/wordml/cid" xmlns:w16="http://schemas.microsoft.com/office/word/2018/wordml" xmlns:w16du="http://schemas.microsoft.com/office/word/2023/wordml/word16du" xmlns:w16sdtdh="http://schemas.microsoft.com/office/word/2020/wordml/sdtdatahash" xmlns:w16sdtfl="http://schemas.microsoft.com/office/word/2024/wordml/sdtformatlock" xmlns:w16se="http://schemas.microsoft.com/office/word/2015/wordml/symex" xmlns:wpg="http://schemas.microsoft.com/office/word/2010/wordprocessingGroup" xmlns:wpi="http://schemas.microsoft.com/office/word/2010/wordprocessingInk" xmlns:wne="http://schemas.microsoft.com/office/word/2006/wordml" xmlns:wps="http://schemas.microsoft.com/office/word/2010/wordprocessingShape" mc:Ignorable="w14 w15 w16se w16cid w16 w16cex w16sdtdh w16sdtfl w16du wp14">
-  <w:comment w:id="0" w:author="Shehab Ayman" w:date="2025-05-19T14:57:00Z" w:initials="SA">
-    <w:p>
-      <w:pPr>
-        <w:pStyle w:val="CommentText"/>
-        <w:jc w:val="left"/>
-      </w:pPr>
-      <w:r>
-        <w:rPr>
-          <w:rStyle w:val="CommentReference"/>
-        </w:rPr>
-        <w:annotationRef/>
-      </w:r>
-      <w:r>
-        <w:t>Edit “you” and “your”</w:t>
-      </w:r>
-    </w:p>
-  </w:comment>
-</w:comments>
-</file>
-
-<file path=word/commentsExtended.xml><?xml version="1.0" encoding="utf-8"?>
-<w15:commentsEx xmlns:wpc="http://schemas.microsoft.com/office/word/2010/wordprocessingCanvas" xmlns:cx="http://schemas.microsoft.com/office/drawing/2014/chartex" xmlns:cx1="http://schemas.microsoft.com/office/drawing/2015/9/8/chartex" xmlns:cx2="http://schemas.microsoft.com/office/drawing/2015/10/21/chartex" xmlns:cx3="http://schemas.microsoft.com/office/drawing/2016/5/9/chartex" xmlns:cx4="http://schemas.microsoft.com/office/drawing/2016/5/10/chartex" xmlns:cx5="http://schemas.microsoft.com/office/drawing/2016/5/11/chartex" xmlns:cx6="http://schemas.microsoft.com/office/drawing/2016/5/12/chartex" xmlns:cx7="http://schemas.microsoft.com/office/drawing/2016/5/13/chartex" xmlns:cx8="http://schemas.microsoft.com/office/drawing/2016/5/14/chartex" xmlns:mc="http://schemas.openxmlformats.org/markup-compatibility/2006" xmlns:aink="http://schemas.microsoft.com/office/drawing/2016/ink" xmlns:am3d="http://schemas.microsoft.com/office/drawing/2017/model3d" xmlns:o="urn:schemas-microsoft-com:office:office" xmlns:oel="http://schemas.microsoft.com/office/2019/extlst" xmlns:r="http://schemas.openxmlformats.org/officeDocument/2006/relationships" xmlns:m="http://schemas.openxmlformats.org/officeDocument/2006/math" xmlns:v="urn:schemas-microsoft-com:vml" xmlns:wp14="http://schemas.microsoft.com/office/word/2010/wordprocessingDrawing" xmlns:wp="http://schemas.openxmlformats.org/drawingml/2006/wordprocessingDrawing" xmlns:w10="urn:schemas-microsoft-com:office:word" xmlns:w="http://schemas.openxmlformats.org/wordprocessingml/2006/main" xmlns:w14="http://schemas.microsoft.com/office/word/2010/wordml" xmlns:w15="http://schemas.microsoft.com/office/word/2012/wordml" xmlns:w16cex="http://schemas.microsoft.com/office/word/2018/wordml/cex" xmlns:w16cid="http://schemas.microsoft.com/office/word/2016/wordml/cid" xmlns:w16="http://schemas.microsoft.com/office/word/2018/wordml" xmlns:w16du="http://schemas.microsoft.com/office/word/2023/wordml/word16du" xmlns:w16sdtdh="http://schemas.microsoft.com/office/word/2020/wordml/sdtdatahash" xmlns:w16sdtfl="http://schemas.microsoft.com/office/word/2024/wordml/sdtformatlock" xmlns:w16se="http://schemas.microsoft.com/office/word/2015/wordml/symex" xmlns:wpg="http://schemas.microsoft.com/office/word/2010/wordprocessingGroup" xmlns:wpi="http://schemas.microsoft.com/office/word/2010/wordprocessingInk" xmlns:wne="http://schemas.microsoft.com/office/word/2006/wordml" xmlns:wps="http://schemas.microsoft.com/office/word/2010/wordprocessingShape" mc:Ignorable="w14 w15 w16se w16cid w16 w16cex w16sdtdh w16sdtfl w16du wp14">
-  <w15:commentEx w15:paraId="4F6B24E7" w15:done="0"/>
-</w15:commentsEx>
-</file>
-
-<file path=word/commentsExtensible.xml><?xml version="1.0" encoding="utf-8"?>
-<w16cex:commentsExtensible xmlns:wpc="http://schemas.microsoft.com/office/word/2010/wordprocessingCanvas" xmlns:cx="http://schemas.microsoft.com/office/drawing/2014/chartex" xmlns:cx1="http://schemas.microsoft.com/office/drawing/2015/9/8/chartex" xmlns:cx2="http://schemas.microsoft.com/office/drawing/2015/10/21/chartex" xmlns:cx3="http://schemas.microsoft.com/office/drawing/2016/5/9/chartex" xmlns:cx4="http://schemas.microsoft.com/office/drawing/2016/5/10/chartex" xmlns:cx5="http://schemas.microsoft.com/office/drawing/2016/5/11/chartex" xmlns:cx6="http://schemas.microsoft.com/office/drawing/2016/5/12/chartex" xmlns:cx7="http://schemas.microsoft.com/office/drawing/2016/5/13/chartex" xmlns:cx8="http://schemas.microsoft.com/office/drawing/2016/5/14/chartex" xmlns:cr="http://schemas.microsoft.com/office/comments/2020/reactions" xmlns:mc="http://schemas.openxmlformats.org/markup-compatibility/2006" xmlns:aink="http://schemas.microsoft.com/office/drawing/2016/ink" xmlns:am3d="http://schemas.microsoft.com/office/drawing/2017/model3d" xmlns:o="urn:schemas-microsoft-com:office:office" xmlns:oel="http://schemas.microsoft.com/office/2019/extlst" xmlns:r="http://schemas.openxmlformats.org/officeDocument/2006/relationships" xmlns:m="http://schemas.openxmlformats.org/officeDocument/2006/math" xmlns:v="urn:schemas-microsoft-com:vml" xmlns:wp14="http://schemas.microsoft.com/office/word/2010/wordprocessingDrawing" xmlns:wp="http://schemas.openxmlformats.org/drawingml/2006/wordprocessingDrawing" xmlns:w10="urn:schemas-microsoft-com:office:word" xmlns:w="http://schemas.openxmlformats.org/wordprocessingml/2006/main" xmlns:w14="http://schemas.microsoft.com/office/word/2010/wordml" xmlns:w15="http://schemas.microsoft.com/office/word/2012/wordml" xmlns:w16cex="http://schemas.microsoft.com/office/word/2018/wordml/cex" xmlns:w16cid="http://schemas.microsoft.com/office/word/2016/wordml/cid" xmlns:w16="http://schemas.microsoft.com/office/word/2018/wordml" xmlns:w16du="http://schemas.microsoft.com/office/word/2023/wordml/word16du" xmlns:w16sdtdh="http://schemas.microsoft.com/office/word/2020/wordml/sdtdatahash" xmlns:w16sdtfl="http://schemas.microsoft.com/office/word/2024/wordml/sdtformatlock" xmlns:w16se="http://schemas.microsoft.com/office/word/2015/wordml/symex" xmlns:wpg="http://schemas.microsoft.com/office/word/2010/wordprocessingGroup" xmlns:wpi="http://schemas.microsoft.com/office/word/2010/wordprocessingInk" xmlns:wne="http://schemas.microsoft.com/office/word/2006/wordml" xmlns:wps="http://schemas.microsoft.com/office/word/2010/wordprocessingShape" mc:Ignorable="w14 w15 w16se w16cid w16 w16cex w16sdtdh w16sdtfl cr w16du wp14">
-  <w16cex:commentExtensible w16cex:durableId="3FAE6988" w16cex:dateUtc="2025-05-19T12:57:00Z"/>
-</w16cex:commentsExtensible>
-</file>
-
-<file path=word/commentsIds.xml><?xml version="1.0" encoding="utf-8"?>
-<w16cid:commentsIds xmlns:wpc="http://schemas.microsoft.com/office/word/2010/wordprocessingCanvas" xmlns:cx="http://schemas.microsoft.com/office/drawing/2014/chartex" xmlns:cx1="http://schemas.microsoft.com/office/drawing/2015/9/8/chartex" xmlns:cx2="http://schemas.microsoft.com/office/drawing/2015/10/21/chartex" xmlns:cx3="http://schemas.microsoft.com/office/drawing/2016/5/9/chartex" xmlns:cx4="http://schemas.microsoft.com/office/drawing/2016/5/10/chartex" xmlns:cx5="http://schemas.microsoft.com/office/drawing/2016/5/11/chartex" xmlns:cx6="http://schemas.microsoft.com/office/drawing/2016/5/12/chartex" xmlns:cx7="http://schemas.microsoft.com/office/drawing/2016/5/13/chartex" xmlns:cx8="http://schemas.microsoft.com/office/drawing/2016/5/14/chartex" xmlns:mc="http://schemas.openxmlformats.org/markup-compatibility/2006" xmlns:aink="http://schemas.microsoft.com/office/drawing/2016/ink" xmlns:am3d="http://schemas.microsoft.com/office/drawing/2017/model3d" xmlns:o="urn:schemas-microsoft-com:office:office" xmlns:oel="http://schemas.microsoft.com/office/2019/extlst" xmlns:r="http://schemas.openxmlformats.org/officeDocument/2006/relationships" xmlns:m="http://schemas.openxmlformats.org/officeDocument/2006/math" xmlns:v="urn:schemas-microsoft-com:vml" xmlns:wp14="http://schemas.microsoft.com/office/word/2010/wordprocessingDrawing" xmlns:wp="http://schemas.openxmlformats.org/drawingml/2006/wordprocessingDrawing" xmlns:w10="urn:schemas-microsoft-com:office:word" xmlns:w="http://schemas.openxmlformats.org/wordprocessingml/2006/main" xmlns:w14="http://schemas.microsoft.com/office/word/2010/wordml" xmlns:w15="http://schemas.microsoft.com/office/word/2012/wordml" xmlns:w16cex="http://schemas.microsoft.com/office/word/2018/wordml/cex" xmlns:w16cid="http://schemas.microsoft.com/office/word/2016/wordml/cid" xmlns:w16="http://schemas.microsoft.com/office/word/2018/wordml" xmlns:w16du="http://schemas.microsoft.com/office/word/2023/wordml/word16du" xmlns:w16sdtdh="http://schemas.microsoft.com/office/word/2020/wordml/sdtdatahash" xmlns:w16sdtfl="http://schemas.microsoft.com/office/word/2024/wordml/sdtformatlock" xmlns:w16se="http://schemas.microsoft.com/office/word/2015/wordml/symex" xmlns:wpg="http://schemas.microsoft.com/office/word/2010/wordprocessingGroup" xmlns:wpi="http://schemas.microsoft.com/office/word/2010/wordprocessingInk" xmlns:wne="http://schemas.microsoft.com/office/word/2006/wordml" xmlns:wps="http://schemas.microsoft.com/office/word/2010/wordprocessingShape" mc:Ignorable="w14 w15 w16se w16cid w16 w16cex w16sdtdh w16sdtfl w16du wp14">
-  <w16cid:commentId w16cid:paraId="4F6B24E7" w16cid:durableId="3FAE6988"/>
-</w16cid:commentsIds>
 </file>
 
 <file path=word/endnotes.xml><?xml version="1.0" encoding="utf-8"?>
@@ -4645,6 +4681,92 @@
     </w:lvl>
   </w:abstractNum>
   <w:abstractNum w:abstractNumId="10" w15:restartNumberingAfterBreak="0">
+    <w:nsid w:val="341A76A7"/>
+    <w:multiLevelType w:val="hybridMultilevel"/>
+    <w:tmpl w:val="AB0C7742"/>
+    <w:lvl w:ilvl="0" w:tplc="1000000F">
+      <w:start w:val="1"/>
+      <w:numFmt w:val="decimal"/>
+      <w:lvlText w:val="%1."/>
+      <w:lvlJc w:val="left"/>
+      <w:pPr>
+        <w:ind w:left="720" w:hanging="360"/>
+      </w:pPr>
+    </w:lvl>
+    <w:lvl w:ilvl="1" w:tplc="FFFFFFFF" w:tentative="1">
+      <w:start w:val="1"/>
+      <w:numFmt w:val="lowerLetter"/>
+      <w:lvlText w:val="%2."/>
+      <w:lvlJc w:val="left"/>
+      <w:pPr>
+        <w:ind w:left="1440" w:hanging="360"/>
+      </w:pPr>
+    </w:lvl>
+    <w:lvl w:ilvl="2" w:tplc="FFFFFFFF" w:tentative="1">
+      <w:start w:val="1"/>
+      <w:numFmt w:val="lowerRoman"/>
+      <w:lvlText w:val="%3."/>
+      <w:lvlJc w:val="right"/>
+      <w:pPr>
+        <w:ind w:left="2160" w:hanging="180"/>
+      </w:pPr>
+    </w:lvl>
+    <w:lvl w:ilvl="3" w:tplc="FFFFFFFF" w:tentative="1">
+      <w:start w:val="1"/>
+      <w:numFmt w:val="decimal"/>
+      <w:lvlText w:val="%4."/>
+      <w:lvlJc w:val="left"/>
+      <w:pPr>
+        <w:ind w:left="2880" w:hanging="360"/>
+      </w:pPr>
+    </w:lvl>
+    <w:lvl w:ilvl="4" w:tplc="FFFFFFFF" w:tentative="1">
+      <w:start w:val="1"/>
+      <w:numFmt w:val="lowerLetter"/>
+      <w:lvlText w:val="%5."/>
+      <w:lvlJc w:val="left"/>
+      <w:pPr>
+        <w:ind w:left="3600" w:hanging="360"/>
+      </w:pPr>
+    </w:lvl>
+    <w:lvl w:ilvl="5" w:tplc="FFFFFFFF" w:tentative="1">
+      <w:start w:val="1"/>
+      <w:numFmt w:val="lowerRoman"/>
+      <w:lvlText w:val="%6."/>
+      <w:lvlJc w:val="right"/>
+      <w:pPr>
+        <w:ind w:left="4320" w:hanging="180"/>
+      </w:pPr>
+    </w:lvl>
+    <w:lvl w:ilvl="6" w:tplc="FFFFFFFF" w:tentative="1">
+      <w:start w:val="1"/>
+      <w:numFmt w:val="decimal"/>
+      <w:lvlText w:val="%7."/>
+      <w:lvlJc w:val="left"/>
+      <w:pPr>
+        <w:ind w:left="5040" w:hanging="360"/>
+      </w:pPr>
+    </w:lvl>
+    <w:lvl w:ilvl="7" w:tplc="FFFFFFFF" w:tentative="1">
+      <w:start w:val="1"/>
+      <w:numFmt w:val="lowerLetter"/>
+      <w:lvlText w:val="%8."/>
+      <w:lvlJc w:val="left"/>
+      <w:pPr>
+        <w:ind w:left="5760" w:hanging="360"/>
+      </w:pPr>
+    </w:lvl>
+    <w:lvl w:ilvl="8" w:tplc="FFFFFFFF" w:tentative="1">
+      <w:start w:val="1"/>
+      <w:numFmt w:val="lowerRoman"/>
+      <w:lvlText w:val="%9."/>
+      <w:lvlJc w:val="right"/>
+      <w:pPr>
+        <w:ind w:left="6480" w:hanging="180"/>
+      </w:pPr>
+    </w:lvl>
+  </w:abstractNum>
+  <w:abstractNum w:abstractNumId="11" w15:restartNumberingAfterBreak="0">
     <w:nsid w:val="3DB874CE"/>
     <w:multiLevelType w:val="hybridMultilevel"/>
     <w:tmpl w:val="9AD8D56E"/>
@@ -4757,7 +4879,7 @@
       </w:rPr>
     </w:lvl>
   </w:abstractNum>
-  <w:abstractNum w:abstractNumId="11" w15:restartNumberingAfterBreak="0">
+  <w:abstractNum w:abstractNumId="12" w15:restartNumberingAfterBreak="0">
     <w:nsid w:val="3ED23D2F"/>
     <w:multiLevelType w:val="hybridMultilevel"/>
     <w:tmpl w:val="D2F8F298"/>
@@ -4870,7 +4992,7 @@
       </w:rPr>
     </w:lvl>
   </w:abstractNum>
-  <w:abstractNum w:abstractNumId="12" w15:restartNumberingAfterBreak="0">
+  <w:abstractNum w:abstractNumId="13" w15:restartNumberingAfterBreak="0">
     <w:nsid w:val="52DF7519"/>
     <w:multiLevelType w:val="hybridMultilevel"/>
     <w:tmpl w:val="43D8398A"/>
@@ -5010,7 +5132,7 @@
       </w:rPr>
     </w:lvl>
   </w:abstractNum>
-  <w:abstractNum w:abstractNumId="13" w15:restartNumberingAfterBreak="0">
+  <w:abstractNum w:abstractNumId="14" w15:restartNumberingAfterBreak="0">
     <w:nsid w:val="58322E29"/>
     <w:multiLevelType w:val="hybridMultilevel"/>
     <w:tmpl w:val="4058031A"/>
@@ -5123,7 +5245,7 @@
       </w:rPr>
     </w:lvl>
   </w:abstractNum>
-  <w:abstractNum w:abstractNumId="14" w15:restartNumberingAfterBreak="0">
+  <w:abstractNum w:abstractNumId="15" w15:restartNumberingAfterBreak="0">
     <w:nsid w:val="5E7578E8"/>
     <w:multiLevelType w:val="hybridMultilevel"/>
     <w:tmpl w:val="3D2663EA"/>
@@ -5235,7 +5357,7 @@
       </w:rPr>
     </w:lvl>
   </w:abstractNum>
-  <w:abstractNum w:abstractNumId="15" w15:restartNumberingAfterBreak="0">
+  <w:abstractNum w:abstractNumId="16" w15:restartNumberingAfterBreak="0">
     <w:nsid w:val="66D25C4C"/>
     <w:multiLevelType w:val="hybridMultilevel"/>
     <w:tmpl w:val="3EB2AF58"/>
@@ -5348,7 +5470,7 @@
       </w:rPr>
     </w:lvl>
   </w:abstractNum>
-  <w:abstractNum w:abstractNumId="16" w15:restartNumberingAfterBreak="0">
+  <w:abstractNum w:abstractNumId="17" w15:restartNumberingAfterBreak="0">
     <w:nsid w:val="73F9706E"/>
     <w:multiLevelType w:val="hybridMultilevel"/>
     <w:tmpl w:val="04467258"/>
@@ -5488,7 +5610,7 @@
       </w:rPr>
     </w:lvl>
   </w:abstractNum>
-  <w:abstractNum w:abstractNumId="17" w15:restartNumberingAfterBreak="0">
+  <w:abstractNum w:abstractNumId="18" w15:restartNumberingAfterBreak="0">
     <w:nsid w:val="74035DF2"/>
     <w:multiLevelType w:val="hybridMultilevel"/>
     <w:tmpl w:val="79644E1A"/>
@@ -5600,7 +5722,7 @@
       </w:rPr>
     </w:lvl>
   </w:abstractNum>
-  <w:abstractNum w:abstractNumId="18" w15:restartNumberingAfterBreak="0">
+  <w:abstractNum w:abstractNumId="19" w15:restartNumberingAfterBreak="0">
     <w:nsid w:val="7C9E092E"/>
     <w:multiLevelType w:val="hybridMultilevel"/>
     <w:tmpl w:val="E0F22360"/>
@@ -5713,10 +5835,10 @@
     </w:lvl>
   </w:abstractNum>
   <w:num w:numId="1" w16cid:durableId="592980091">
-    <w:abstractNumId w:val="11"/>
+    <w:abstractNumId w:val="12"/>
   </w:num>
   <w:num w:numId="2" w16cid:durableId="2113818583">
-    <w:abstractNumId w:val="16"/>
+    <w:abstractNumId w:val="17"/>
   </w:num>
   <w:num w:numId="3" w16cid:durableId="2100053647">
     <w:abstractNumId w:val="7"/>
@@ -5728,13 +5850,13 @@
     <w:abstractNumId w:val="9"/>
   </w:num>
   <w:num w:numId="6" w16cid:durableId="1744254296">
-    <w:abstractNumId w:val="12"/>
+    <w:abstractNumId w:val="13"/>
   </w:num>
   <w:num w:numId="7" w16cid:durableId="1907491075">
     <w:abstractNumId w:val="2"/>
   </w:num>
   <w:num w:numId="8" w16cid:durableId="1674723204">
-    <w:abstractNumId w:val="15"/>
+    <w:abstractNumId w:val="16"/>
   </w:num>
   <w:num w:numId="9" w16cid:durableId="1912811616">
     <w:abstractNumId w:val="1"/>
@@ -5746,13 +5868,13 @@
     <w:abstractNumId w:val="4"/>
   </w:num>
   <w:num w:numId="12" w16cid:durableId="1226994737">
-    <w:abstractNumId w:val="10"/>
+    <w:abstractNumId w:val="11"/>
   </w:num>
   <w:num w:numId="13" w16cid:durableId="987439140">
-    <w:abstractNumId w:val="17"/>
+    <w:abstractNumId w:val="18"/>
   </w:num>
   <w:num w:numId="14" w16cid:durableId="1985969242">
-    <w:abstractNumId w:val="14"/>
+    <w:abstractNumId w:val="15"/>
   </w:num>
   <w:num w:numId="15" w16cid:durableId="1399940638">
     <w:abstractNumId w:val="5"/>
@@ -5761,23 +5883,18 @@
     <w:abstractNumId w:val="3"/>
   </w:num>
   <w:num w:numId="17" w16cid:durableId="1477993587">
-    <w:abstractNumId w:val="13"/>
+    <w:abstractNumId w:val="14"/>
   </w:num>
   <w:num w:numId="18" w16cid:durableId="1438409958">
-    <w:abstractNumId w:val="18"/>
+    <w:abstractNumId w:val="19"/>
   </w:num>
   <w:num w:numId="19" w16cid:durableId="499395336">
     <w:abstractNumId w:val="6"/>
   </w:num>
+  <w:num w:numId="20" w16cid:durableId="773865990">
+    <w:abstractNumId w:val="10"/>
+  </w:num>
 </w:numbering>
-</file>
-
-<file path=word/people.xml><?xml version="1.0" encoding="utf-8"?>
-<w15:people xmlns:wpc="http://schemas.microsoft.com/office/word/2010/wordprocessingCanvas" xmlns:cx="http://schemas.microsoft.com/office/drawing/2014/chartex" xmlns:cx1="http://schemas.microsoft.com/office/drawing/2015/9/8/chartex" xmlns:cx2="http://schemas.microsoft.com/office/drawing/2015/10/21/chartex" xmlns:cx3="http://schemas.microsoft.com/office/drawing/2016/5/9/chartex" xmlns:cx4="http://schemas.microsoft.com/office/drawing/2016/5/10/chartex" xmlns:cx5="http://schemas.microsoft.com/office/drawing/2016/5/11/chartex" xmlns:cx6="http://schemas.microsoft.com/office/drawing/2016/5/12/chartex" xmlns:cx7="http://schemas.microsoft.com/office/drawing/2016/5/13/chartex" xmlns:cx8="http://schemas.microsoft.com/office/drawing/2016/5/14/chartex" xmlns:mc="http://schemas.openxmlformats.org/markup-compatibility/2006" xmlns:aink="http://schemas.microsoft.com/office/drawing/2016/ink" xmlns:am3d="http://schemas.microsoft.com/office/drawing/2017/model3d" xmlns:o="urn:schemas-microsoft-com:office:office" xmlns:oel="http://schemas.microsoft.com/office/2019/extlst" xmlns:r="http://schemas.openxmlformats.org/officeDocument/2006/relationships" xmlns:m="http://schemas.openxmlformats.org/officeDocument/2006/math" xmlns:v="urn:schemas-microsoft-com:vml" xmlns:wp14="http://schemas.microsoft.com/office/word/2010/wordprocessingDrawing" xmlns:wp="http://schemas.openxmlformats.org/drawingml/2006/wordprocessingDrawing" xmlns:w10="urn:schemas-microsoft-com:office:word" xmlns:w="http://schemas.openxmlformats.org/wordprocessingml/2006/main" xmlns:w14="http://schemas.microsoft.com/office/word/2010/wordml" xmlns:w15="http://schemas.microsoft.com/office/word/2012/wordml" xmlns:w16cex="http://schemas.microsoft.com/office/word/2018/wordml/cex" xmlns:w16cid="http://schemas.microsoft.com/office/word/2016/wordml/cid" xmlns:w16="http://schemas.microsoft.com/office/word/2018/wordml" xmlns:w16du="http://schemas.microsoft.com/office/word/2023/wordml/word16du" xmlns:w16sdtdh="http://schemas.microsoft.com/office/word/2020/wordml/sdtdatahash" xmlns:w16sdtfl="http://schemas.microsoft.com/office/word/2024/wordml/sdtformatlock" xmlns:w16se="http://schemas.microsoft.com/office/word/2015/wordml/symex" xmlns:wpg="http://schemas.microsoft.com/office/word/2010/wordprocessingGroup" xmlns:wpi="http://schemas.microsoft.com/office/word/2010/wordprocessingInk" xmlns:wne="http://schemas.microsoft.com/office/word/2006/wordml" xmlns:wps="http://schemas.microsoft.com/office/word/2010/wordprocessingShape" mc:Ignorable="w14 w15 w16se w16cid w16 w16cex w16sdtdh w16sdtfl w16du wp14">
-  <w15:person w15:author="Shehab Ayman">
-    <w15:presenceInfo w15:providerId="AD" w15:userId="S::shehab.ayman@vito.be::0bc262b0-0352-40e9-9eb1-abd6f002738d"/>
-  </w15:person>
-</w15:people>
 </file>
 
 <file path=word/styles.xml><?xml version="1.0" encoding="utf-8"?>
